--- a/Calendario2026/Actividades/A1_VLSM/Act1_VLSM___.docx
+++ b/Calendario2026/Actividades/A1_VLSM/Act1_VLSM___.docx
@@ -170,7 +170,7 @@
                                     </pic:cNvPicPr>
                                   </pic:nvPicPr>
                                   <pic:blipFill>
-                                    <a:blip r:embed="rId7">
+                                    <a:blip r:embed="rId8">
                                       <a:extLst>
                                         <a:ext uri="{28A0092B-C50C-407E-A947-70E740481C1C}">
                                           <a14:useLocalDpi xmlns:a14="http://schemas.microsoft.com/office/drawing/2010/main" val="0"/>
@@ -2243,7 +2243,7 @@
                     </pic:cNvPicPr>
                   </pic:nvPicPr>
                   <pic:blipFill>
-                    <a:blip r:embed="rId8">
+                    <a:blip r:embed="rId9">
                       <a:extLst>
                         <a:ext uri="{28A0092B-C50C-407E-A947-70E740481C1C}">
                           <a14:useLocalDpi xmlns:a14="http://schemas.microsoft.com/office/drawing/2010/main" val="0"/>
@@ -3000,9 +3000,8 @@
           <w:szCs w:val="20"/>
           <w:lang w:val="es-MX"/>
         </w:rPr>
-        <w:t xml:space="preserve">Tomar en cuenta una dirección extra para la </w:t>
-      </w:r>
-      <w:proofErr w:type="gramStart"/>
+        <w:t>Tomar en cuenta una dirección extra para la interface del ruteador</w:t>
+      </w:r>
       <w:r>
         <w:rPr>
           <w:rFonts w:ascii="Arial" w:eastAsia="Times New Roman" w:hAnsi="Arial" w:cs="Arial"/>
@@ -3010,9 +3009,8 @@
           <w:szCs w:val="20"/>
           <w:lang w:val="es-MX"/>
         </w:rPr>
-        <w:t>interface</w:t>
-      </w:r>
-      <w:proofErr w:type="gramEnd"/>
+        <w:t xml:space="preserve"> en la</w:t>
+      </w:r>
       <w:r>
         <w:rPr>
           <w:rFonts w:ascii="Arial" w:eastAsia="Times New Roman" w:hAnsi="Arial" w:cs="Arial"/>
@@ -3020,7 +3018,7 @@
           <w:szCs w:val="20"/>
           <w:lang w:val="es-MX"/>
         </w:rPr>
-        <w:t xml:space="preserve"> del ruteador</w:t>
+        <w:t>s</w:t>
       </w:r>
       <w:r>
         <w:rPr>
@@ -3029,27 +3027,7 @@
           <w:szCs w:val="20"/>
           <w:lang w:val="es-MX"/>
         </w:rPr>
-        <w:t xml:space="preserve"> en </w:t>
-      </w:r>
-      <w:proofErr w:type="gramStart"/>
-      <w:r>
-        <w:rPr>
-          <w:rFonts w:ascii="Arial" w:eastAsia="Times New Roman" w:hAnsi="Arial" w:cs="Arial"/>
-          <w:sz w:val="20"/>
-          <w:szCs w:val="20"/>
-          <w:lang w:val="es-MX"/>
-        </w:rPr>
-        <w:t>la subredes</w:t>
-      </w:r>
-      <w:proofErr w:type="gramEnd"/>
-      <w:r>
-        <w:rPr>
-          <w:rFonts w:ascii="Arial" w:eastAsia="Times New Roman" w:hAnsi="Arial" w:cs="Arial"/>
-          <w:sz w:val="20"/>
-          <w:szCs w:val="20"/>
-          <w:lang w:val="es-MX"/>
-        </w:rPr>
-        <w:t xml:space="preserve"> </w:t>
+        <w:t xml:space="preserve"> subredes </w:t>
       </w:r>
       <w:r>
         <w:rPr>
@@ -5696,88 +5674,9 @@
           <w:spacing w:val="-1"/>
           <w:sz w:val="20"/>
           <w:szCs w:val="20"/>
-        </w:rPr>
-        <w:t xml:space="preserve">Toma </w:t>
-      </w:r>
-      <w:proofErr w:type="spellStart"/>
-      <w:r>
-        <w:rPr>
-          <w:rFonts w:ascii="Arial" w:hAnsi="Arial" w:cs="Arial"/>
-          <w:spacing w:val="-1"/>
-          <w:sz w:val="20"/>
-          <w:szCs w:val="20"/>
-        </w:rPr>
-        <w:t>en</w:t>
-      </w:r>
-      <w:proofErr w:type="spellEnd"/>
-      <w:r>
-        <w:rPr>
-          <w:rFonts w:ascii="Arial" w:hAnsi="Arial" w:cs="Arial"/>
-          <w:spacing w:val="-1"/>
-          <w:sz w:val="20"/>
-          <w:szCs w:val="20"/>
-        </w:rPr>
-        <w:t xml:space="preserve"> </w:t>
-      </w:r>
-      <w:proofErr w:type="spellStart"/>
-      <w:r>
-        <w:rPr>
-          <w:rFonts w:ascii="Arial" w:hAnsi="Arial" w:cs="Arial"/>
-          <w:spacing w:val="-1"/>
-          <w:sz w:val="20"/>
-          <w:szCs w:val="20"/>
-        </w:rPr>
-        <w:t>cuenta</w:t>
-      </w:r>
-      <w:proofErr w:type="spellEnd"/>
-      <w:r>
-        <w:rPr>
-          <w:rFonts w:ascii="Arial" w:hAnsi="Arial" w:cs="Arial"/>
-          <w:spacing w:val="-1"/>
-          <w:sz w:val="20"/>
-          <w:szCs w:val="20"/>
-        </w:rPr>
-        <w:t xml:space="preserve"> las </w:t>
-      </w:r>
-      <w:proofErr w:type="spellStart"/>
-      <w:r>
-        <w:rPr>
-          <w:rFonts w:ascii="Arial" w:hAnsi="Arial" w:cs="Arial"/>
-          <w:spacing w:val="-1"/>
-          <w:sz w:val="20"/>
-          <w:szCs w:val="20"/>
-        </w:rPr>
-        <w:t>siguientes</w:t>
-      </w:r>
-      <w:proofErr w:type="spellEnd"/>
-      <w:r>
-        <w:rPr>
-          <w:rFonts w:ascii="Arial" w:hAnsi="Arial" w:cs="Arial"/>
-          <w:spacing w:val="-1"/>
-          <w:sz w:val="20"/>
-          <w:szCs w:val="20"/>
-        </w:rPr>
-        <w:t xml:space="preserve"> </w:t>
-      </w:r>
-      <w:proofErr w:type="spellStart"/>
-      <w:r>
-        <w:rPr>
-          <w:rFonts w:ascii="Arial" w:hAnsi="Arial" w:cs="Arial"/>
-          <w:spacing w:val="-1"/>
-          <w:sz w:val="20"/>
-          <w:szCs w:val="20"/>
-        </w:rPr>
-        <w:t>consideraciones</w:t>
-      </w:r>
-      <w:proofErr w:type="spellEnd"/>
-      <w:r>
-        <w:rPr>
-          <w:rFonts w:ascii="Arial" w:hAnsi="Arial" w:cs="Arial"/>
-          <w:spacing w:val="-1"/>
-          <w:sz w:val="20"/>
-          <w:szCs w:val="20"/>
-        </w:rPr>
-        <w:t>:</w:t>
+          <w:lang w:val="es-MX"/>
+        </w:rPr>
+        <w:t>Es importante considerar lo siguiente:</w:t>
       </w:r>
     </w:p>
     <w:p>
@@ -7404,7 +7303,7 @@
       </w:pPr>
     </w:p>
     <w:sectPr>
-      <w:footerReference w:type="default" r:id="rId9"/>
+      <w:footerReference w:type="default" r:id="rId10"/>
       <w:pgSz w:w="12240" w:h="15840"/>
       <w:pgMar w:top="940" w:right="580" w:bottom="1140" w:left="500" w:header="0" w:footer="959" w:gutter="0"/>
       <w:cols w:space="720"/>
